--- a/docs/Trail_Import_Guide_v3.3.docx
+++ b/docs/Trail_Import_Guide_v3.3.docx
@@ -547,7 +547,7 @@
                 <w:sz w:val="22"/>
                 <w:szCs w:val="22"/>
               </w:rPr>
-              <w:t>Endpoint chaining and start clipping: new prepare_trail.py flags --chain endpoints, --start-lat and --start-point for trails whose route is not monotonic in latitude (§3.4). ArcGIS FeatureServer track sourcing (§2.5). A.T. facilities with USGS 3DEP elevations (§4.7). prepare_trail.py now reads offTrail from the campsite CSV; earlier versions silently ignored it (§12). AT North canonical invocation (§8.6) and verification results (§10.3).</w:t>
+              <w:t>Endpoint chaining and start clipping: new prepare_trail.py flags --chain endpoints, --start-lat and --start-point for trails whose route is not monotonic in latitude (§3.4). ArcGIS FeatureServer track sourcing (§2.5). A.T. facilities with USGS 3DEP elevations (§4.7). prepare_trail.py now reads offTrail from the campsite CSV; earlier versions silently ignored it (§12). AT North canonical invocation (§8.6) and verification results (§10.3). Douglas–Peucker rendering trail via --simplify-ft (§3.3).</w:t>
             </w:r>
           </w:p>
         </w:tc>
@@ -5657,6 +5657,110 @@
                 <w:szCs w:val="22"/>
               </w:rPr>
               <w:t>Clip the track at the point nearest LAT,LON, e.g. a trail junction. Fails if more than 0.1 mi from the track. New in v3.3.</w:t>
+            </w:r>
+          </w:p>
+        </w:tc>
+      </w:tr>
+      <w:tr>
+        <w:tc>
+          <w:tcPr>
+            <w:tcW w:type="dxa" w:w="2000"/>
+            <w:tcBorders>
+              <w:top w:val="single" w:color="BBBBBB" w:sz="1"/>
+              <w:left w:val="single" w:color="BBBBBB" w:sz="1"/>
+              <w:bottom w:val="single" w:color="BBBBBB" w:sz="1"/>
+              <w:right w:val="single" w:color="BBBBBB" w:sz="1"/>
+            </w:tcBorders>
+            <w:shd w:fill="F2F2F2" w:val="clear"/>
+            <w:tcMar>
+              <w:top w:type="dxa" w:w="80"/>
+              <w:left w:type="dxa" w:w="120"/>
+              <w:bottom w:type="dxa" w:w="80"/>
+              <w:right w:type="dxa" w:w="120"/>
+            </w:tcMar>
+          </w:tcPr>
+          <w:p>
+            <w:pPr>
+              <w:spacing w:after="0"/>
+            </w:pPr>
+            <w:r>
+              <w:rPr>
+                <w:rFonts w:ascii="Arial" w:cs="Arial" w:eastAsia="Arial" w:hAnsi="Arial"/>
+                <w:b w:val="false"/>
+                <w:bCs w:val="false"/>
+                <w:color w:val="333333"/>
+                <w:sz w:val="22"/>
+                <w:szCs w:val="22"/>
+              </w:rPr>
+              <w:t>--simplify-ft</w:t>
+            </w:r>
+          </w:p>
+        </w:tc>
+        <w:tc>
+          <w:tcPr>
+            <w:tcW w:type="dxa" w:w="1400"/>
+            <w:tcBorders>
+              <w:top w:val="single" w:color="BBBBBB" w:sz="1"/>
+              <w:left w:val="single" w:color="BBBBBB" w:sz="1"/>
+              <w:bottom w:val="single" w:color="BBBBBB" w:sz="1"/>
+              <w:right w:val="single" w:color="BBBBBB" w:sz="1"/>
+            </w:tcBorders>
+            <w:shd w:fill="F2F2F2" w:val="clear"/>
+            <w:tcMar>
+              <w:top w:type="dxa" w:w="80"/>
+              <w:left w:type="dxa" w:w="120"/>
+              <w:bottom w:type="dxa" w:w="80"/>
+              <w:right w:type="dxa" w:w="120"/>
+            </w:tcMar>
+          </w:tcPr>
+          <w:p>
+            <w:pPr>
+              <w:spacing w:after="0"/>
+            </w:pPr>
+            <w:r>
+              <w:rPr>
+                <w:rFonts w:ascii="Arial" w:cs="Arial" w:eastAsia="Arial" w:hAnsi="Arial"/>
+                <w:b w:val="false"/>
+                <w:bCs w:val="false"/>
+                <w:color w:val="333333"/>
+                <w:sz w:val="22"/>
+                <w:szCs w:val="22"/>
+              </w:rPr>
+              <w:t>none</w:t>
+            </w:r>
+          </w:p>
+        </w:tc>
+        <w:tc>
+          <w:tcPr>
+            <w:tcW w:type="dxa" w:w="5960"/>
+            <w:tcBorders>
+              <w:top w:val="single" w:color="BBBBBB" w:sz="1"/>
+              <w:left w:val="single" w:color="BBBBBB" w:sz="1"/>
+              <w:bottom w:val="single" w:color="BBBBBB" w:sz="1"/>
+              <w:right w:val="single" w:color="BBBBBB" w:sz="1"/>
+            </w:tcBorders>
+            <w:shd w:fill="F2F2F2" w:val="clear"/>
+            <w:tcMar>
+              <w:top w:type="dxa" w:w="80"/>
+              <w:left w:type="dxa" w:w="120"/>
+              <w:bottom w:type="dxa" w:w="80"/>
+              <w:right w:type="dxa" w:w="120"/>
+            </w:tcMar>
+          </w:tcPr>
+          <w:p>
+            <w:pPr>
+              <w:spacing w:after="0"/>
+            </w:pPr>
+            <w:r>
+              <w:rPr>
+                <w:rFonts w:ascii="Arial" w:cs="Arial" w:eastAsia="Arial" w:hAnsi="Arial"/>
+                <w:b w:val="false"/>
+                <w:bCs w:val="false"/>
+                <w:color w:val="333333"/>
+                <w:sz w:val="22"/>
+                <w:szCs w:val="22"/>
+              </w:rPr>
+              <w:t>Thin the rendering trail with Douglas–Peucker at this tolerance in feet instead of uniform --spacing. Keeps switchbacks; e.g. 10 for AT North. New in v3.3.</w:t>
             </w:r>
           </w:p>
         </w:tc>
@@ -6428,7 +6532,187 @@
           </w:p>
         </w:tc>
       </w:tr>
+      <w:tr>
+        <w:tc>
+          <w:tcPr>
+            <w:tcW w:type="dxa" w:w="2200"/>
+            <w:tcBorders>
+              <w:top w:val="single" w:color="BBBBBB" w:sz="1"/>
+              <w:left w:val="single" w:color="BBBBBB" w:sz="1"/>
+              <w:bottom w:val="single" w:color="BBBBBB" w:sz="1"/>
+              <w:right w:val="single" w:color="BBBBBB" w:sz="1"/>
+            </w:tcBorders>
+            <w:shd w:fill="F2F2F2" w:val="clear"/>
+            <w:tcMar>
+              <w:top w:type="dxa" w:w="80"/>
+              <w:left w:type="dxa" w:w="120"/>
+              <w:bottom w:type="dxa" w:w="80"/>
+              <w:right w:type="dxa" w:w="120"/>
+            </w:tcMar>
+          </w:tcPr>
+          <w:p>
+            <w:pPr>
+              <w:spacing w:after="0"/>
+            </w:pPr>
+            <w:r>
+              <w:rPr>
+                <w:rFonts w:ascii="Arial" w:cs="Arial" w:eastAsia="Arial" w:hAnsi="Arial"/>
+                <w:b w:val="false"/>
+                <w:bCs w:val="false"/>
+                <w:color w:val="333333"/>
+                <w:sz w:val="22"/>
+                <w:szCs w:val="22"/>
+              </w:rPr>
+              <w:t>NPS/ATC A.T. centerline</w:t>
+            </w:r>
+          </w:p>
+        </w:tc>
+        <w:tc>
+          <w:tcPr>
+            <w:tcW w:type="dxa" w:w="1600"/>
+            <w:tcBorders>
+              <w:top w:val="single" w:color="BBBBBB" w:sz="1"/>
+              <w:left w:val="single" w:color="BBBBBB" w:sz="1"/>
+              <w:bottom w:val="single" w:color="BBBBBB" w:sz="1"/>
+              <w:right w:val="single" w:color="BBBBBB" w:sz="1"/>
+            </w:tcBorders>
+            <w:shd w:fill="F2F2F2" w:val="clear"/>
+            <w:tcMar>
+              <w:top w:type="dxa" w:w="80"/>
+              <w:left w:type="dxa" w:w="120"/>
+              <w:bottom w:type="dxa" w:w="80"/>
+              <w:right w:type="dxa" w:w="120"/>
+            </w:tcMar>
+          </w:tcPr>
+          <w:p>
+            <w:pPr>
+              <w:spacing w:after="0"/>
+            </w:pPr>
+            <w:r>
+              <w:rPr>
+                <w:rFonts w:ascii="Arial" w:cs="Arial" w:eastAsia="Arial" w:hAnsi="Arial"/>
+                <w:b w:val="false"/>
+                <w:bCs w:val="false"/>
+                <w:color w:val="333333"/>
+                <w:sz w:val="22"/>
+                <w:szCs w:val="22"/>
+              </w:rPr>
+              <w:t>~13 ft/pt</w:t>
+            </w:r>
+          </w:p>
+        </w:tc>
+        <w:tc>
+          <w:tcPr>
+            <w:tcW w:type="dxa" w:w="1600"/>
+            <w:tcBorders>
+              <w:top w:val="single" w:color="BBBBBB" w:sz="1"/>
+              <w:left w:val="single" w:color="BBBBBB" w:sz="1"/>
+              <w:bottom w:val="single" w:color="BBBBBB" w:sz="1"/>
+              <w:right w:val="single" w:color="BBBBBB" w:sz="1"/>
+            </w:tcBorders>
+            <w:shd w:fill="F2F2F2" w:val="clear"/>
+            <w:tcMar>
+              <w:top w:type="dxa" w:w="80"/>
+              <w:left w:type="dxa" w:w="120"/>
+              <w:bottom w:type="dxa" w:w="80"/>
+              <w:right w:type="dxa" w:w="120"/>
+            </w:tcMar>
+          </w:tcPr>
+          <w:p>
+            <w:pPr>
+              <w:spacing w:after="0"/>
+            </w:pPr>
+            <w:r>
+              <w:rPr>
+                <w:rFonts w:ascii="Arial" w:cs="Arial" w:eastAsia="Arial" w:hAnsi="Arial"/>
+                <w:b w:val="false"/>
+                <w:bCs w:val="false"/>
+                <w:color w:val="333333"/>
+                <w:sz w:val="22"/>
+                <w:szCs w:val="22"/>
+              </w:rPr>
+              <w:t>Douglas–Peucker, 10 ft</w:t>
+            </w:r>
+          </w:p>
+        </w:tc>
+        <w:tc>
+          <w:tcPr>
+            <w:tcW w:type="dxa" w:w="3960"/>
+            <w:tcBorders>
+              <w:top w:val="single" w:color="BBBBBB" w:sz="1"/>
+              <w:left w:val="single" w:color="BBBBBB" w:sz="1"/>
+              <w:bottom w:val="single" w:color="BBBBBB" w:sz="1"/>
+              <w:right w:val="single" w:color="BBBBBB" w:sz="1"/>
+            </w:tcBorders>
+            <w:shd w:fill="F2F2F2" w:val="clear"/>
+            <w:tcMar>
+              <w:top w:type="dxa" w:w="80"/>
+              <w:left w:type="dxa" w:w="120"/>
+              <w:bottom w:type="dxa" w:w="80"/>
+              <w:right w:type="dxa" w:w="120"/>
+            </w:tcMar>
+          </w:tcPr>
+          <w:p>
+            <w:pPr>
+              <w:spacing w:after="0"/>
+            </w:pPr>
+            <w:r>
+              <w:rPr>
+                <w:rFonts w:ascii="Arial" w:cs="Arial" w:eastAsia="Arial" w:hAnsi="Arial"/>
+                <w:b w:val="false"/>
+                <w:bCs w:val="false"/>
+                <w:color w:val="333333"/>
+                <w:sz w:val="22"/>
+                <w:szCs w:val="22"/>
+              </w:rPr>
+              <w:t>22,820 pts, 507 KB (97.5% of arc kept)</w:t>
+            </w:r>
+          </w:p>
+        </w:tc>
+      </w:tr>
     </w:tbl>
+    <w:p>
+      <w:pPr>
+        <w:spacing w:after="120"/>
+      </w:pPr>
+    </w:p>
+    <w:p>
+      <w:pPr>
+        <w:spacing w:after="120"/>
+      </w:pPr>
+      <w:r>
+        <w:rPr>
+          <w:rFonts w:ascii="Arial" w:cs="Arial" w:eastAsia="Arial" w:hAnsi="Arial"/>
+          <w:sz w:val="22"/>
+          <w:szCs w:val="22"/>
+        </w:rPr>
+        <w:t>Douglas–Peucker (new in v3.3).</w:t>
+      </w:r>
+      <w:r>
+        <w:rPr>
+          <w:rFonts w:ascii="Arial" w:cs="Arial" w:eastAsia="Arial" w:hAnsi="Arial"/>
+          <w:sz w:val="22"/>
+          <w:szCs w:val="22"/>
+        </w:rPr>
+        <w:t xml:space="preserve"> Uniform striding cuts switchbacks: on AT North, keeping every 17th point lost 11% of the arc and drew straight lines across hairpins. </w:t>
+      </w:r>
+      <w:r>
+        <w:rPr>
+          <w:rFonts w:ascii="Courier New" w:cs="Courier New" w:eastAsia="Courier New" w:hAnsi="Courier New"/>
+          <w:sz w:val="19"/>
+          <w:szCs w:val="19"/>
+        </w:rPr>
+        <w:t>--simplify-ft 10</w:t>
+      </w:r>
+      <w:r>
+        <w:rPr>
+          <w:rFonts w:ascii="Arial" w:cs="Arial" w:eastAsia="Arial" w:hAnsi="Arial"/>
+          <w:sz w:val="22"/>
+          <w:szCs w:val="22"/>
+        </w:rPr>
+        <w:t xml:space="preserve"> keeps the fewest points such that the drawn line never strays more than 10 ft from the full-resolution track, so points cluster at bends and thin out on straight runs. For AT North it kept 97.5% of the arc with 22,820 points (507 KB, about 146 KB gzipped as served by GitHub Pages), versus 92.7% for uniform 100 ft spacing at a similar size. 15 ft gives 16,042 points and 96.7%. The remaining shortfall is mostly GPS jitter, not real turns. trailDist and endTrailDist are unaffected because they always come from the full-resolution track.</w:t>
+      </w:r>
+    </w:p>
     <w:p>
       <w:pPr>
         <w:spacing w:after="80"/>
@@ -15107,6 +15391,19 @@
           <w:sz w:val="19"/>
           <w:szCs w:val="19"/>
         </w:rPr>
+        <w:t xml:space="preserve">    --simplify-ft 10 \</w:t>
+      </w:r>
+    </w:p>
+    <w:p>
+      <w:pPr>
+        <w:spacing w:after="0"/>
+      </w:pPr>
+      <w:r>
+        <w:rPr>
+          <w:rFonts w:ascii="Courier New" w:cs="Courier New" w:eastAsia="Courier New" w:hAnsi="Courier New"/>
+          <w:sz w:val="19"/>
+          <w:szCs w:val="19"/>
+        </w:rPr>
         <w:t xml:space="preserve">    --out         trails/at-north/</w:t>
       </w:r>
     </w:p>
@@ -17208,7 +17505,7 @@
                 <w:sz w:val="22"/>
                 <w:szCs w:val="22"/>
               </w:rPr>
-              <w:t>78/78 from USGS 3DEP, 501–5,010 ft; trail.geojson 7,426 pts, 165 KB</w:t>
+              <w:t>78/78 from USGS 3DEP, 501–5,010 ft; trail.geojson 22,820 pts, 507 KB (Douglas–Peucker 10 ft, 97.5% of arc)</w:t>
             </w:r>
           </w:p>
         </w:tc>
@@ -18941,6 +19238,76 @@
                 <w:szCs w:val="22"/>
               </w:rPr>
               <w:t>The DP favors high camps, so it skips The Birches (1,072 ft) before Katahdin and plans a 17+ mi summit day. Adjust manually (User Guide §8.7).</w:t>
+            </w:r>
+          </w:p>
+        </w:tc>
+      </w:tr>
+      <w:tr>
+        <w:tc>
+          <w:tcPr>
+            <w:tcW w:type="dxa" w:w="2400"/>
+            <w:tcBorders>
+              <w:top w:val="single" w:color="BBBBBB" w:sz="1"/>
+              <w:left w:val="single" w:color="BBBBBB" w:sz="1"/>
+              <w:bottom w:val="single" w:color="BBBBBB" w:sz="1"/>
+              <w:right w:val="single" w:color="BBBBBB" w:sz="1"/>
+            </w:tcBorders>
+            <w:shd w:fill="F2F2F2" w:val="clear"/>
+            <w:tcMar>
+              <w:top w:type="dxa" w:w="80"/>
+              <w:left w:type="dxa" w:w="120"/>
+              <w:bottom w:type="dxa" w:w="80"/>
+              <w:right w:type="dxa" w:w="120"/>
+            </w:tcMar>
+          </w:tcPr>
+          <w:p>
+            <w:pPr>
+              <w:spacing w:after="0"/>
+            </w:pPr>
+            <w:r>
+              <w:rPr>
+                <w:rFonts w:ascii="Arial" w:cs="Arial" w:eastAsia="Arial" w:hAnsi="Arial"/>
+                <w:b w:val="false"/>
+                <w:bCs w:val="false"/>
+                <w:color w:val="333333"/>
+                <w:sz w:val="22"/>
+                <w:szCs w:val="22"/>
+              </w:rPr>
+              <w:t>--simplify-ft &lt;ft&gt;</w:t>
+            </w:r>
+          </w:p>
+        </w:tc>
+        <w:tc>
+          <w:tcPr>
+            <w:tcW w:type="dxa" w:w="6960"/>
+            <w:tcBorders>
+              <w:top w:val="single" w:color="BBBBBB" w:sz="1"/>
+              <w:left w:val="single" w:color="BBBBBB" w:sz="1"/>
+              <w:bottom w:val="single" w:color="BBBBBB" w:sz="1"/>
+              <w:right w:val="single" w:color="BBBBBB" w:sz="1"/>
+            </w:tcBorders>
+            <w:shd w:fill="F2F2F2" w:val="clear"/>
+            <w:tcMar>
+              <w:top w:type="dxa" w:w="80"/>
+              <w:left w:type="dxa" w:w="120"/>
+              <w:bottom w:type="dxa" w:w="80"/>
+              <w:right w:type="dxa" w:w="120"/>
+            </w:tcMar>
+          </w:tcPr>
+          <w:p>
+            <w:pPr>
+              <w:spacing w:after="0"/>
+            </w:pPr>
+            <w:r>
+              <w:rPr>
+                <w:rFonts w:ascii="Arial" w:cs="Arial" w:eastAsia="Arial" w:hAnsi="Arial"/>
+                <w:b w:val="false"/>
+                <w:bCs w:val="false"/>
+                <w:color w:val="333333"/>
+                <w:sz w:val="22"/>
+                <w:szCs w:val="22"/>
+              </w:rPr>
+              <w:t>Douglas–Peucker rendering trail at a fixed tolerance (§3.3).</w:t>
             </w:r>
           </w:p>
         </w:tc>
